--- a/samples/nda/revised.docx
+++ b/samples/nda/revised.docx
@@ -29,7 +29,7 @@
     </w:p>
     <w:p>
       <w:r>
-        <w:t xml:space="preserve">The Receiving Party shall protect Confidential Information using reasonable care and shall use it only for the Purpose. Upon request, the Receiving Party shall return or destroy all Confidential Information.</w:t>
+        <w:t xml:space="preserve">The Receiving Party shall use reasonable endeavours to keep Confidential Information confidential and shall use it only for the Purpose. Upon request, the Receiving Party shall return or destroy all Confidential Information.</w:t>
       </w:r>
     </w:p>
     <w:p>
@@ -39,7 +39,7 @@
     </w:p>
     <w:p>
       <w:r>
-        <w:t xml:space="preserve">Notices shall be sent by overnight courier to the addresses on the signature page.</w:t>
+        <w:t xml:space="preserve">Notices shall be in writing and may be sent by email alone to the addresses on the signature page.</w:t>
       </w:r>
     </w:p>
     <w:p>
@@ -79,7 +79,7 @@
     </w:p>
     <w:p>
       <w:r>
-        <w:t xml:space="preserve">This Agreement is governed by the laws of the State of New York, and each party waives its right to a jury trial.</w:t>
+        <w:t xml:space="preserve">This Agreement is governed by the law of New York. The parties submit to the non-exclusive jurisdiction of the courts of New York. The Receiving Party may exclude liability for death or personal injury caused by negligence.</w:t>
       </w:r>
     </w:p>
     <w:p>
